--- a/downloads/registration-checklist.docx
+++ b/downloads/registration-checklist.docx
@@ -18,7 +18,7 @@
     <w:p>
       <w:pPr/>
       <w:r>
-        <w:t>거상 창업내비 실무 양식 · 빈칸에 확인한 사실과 가정을 구분해 작성하세요.</w:t>
+        <w:t>거상창업가이드 실무 양식 · 빈칸에 확인한 사실과 가정을 구분해 작성하세요.</w:t>
       </w:r>
     </w:p>
     <w:tbl>
